--- a/swh/docx/54.content.docx
+++ b/swh/docx/54.content.docx
@@ -19,7 +19,7 @@
         <w:rPr>
           <w:lang w:val="sw_KE" w:bidi="sw_KE"/>
         </w:rPr>
-        <w:t>Resource: Maelezo ya Masomo - Machapisho ya Vitabu (Tyndale)</w:t>
+        <w:t>Resource: Tyndale Open Study Notes</w:t>
       </w:r>
       <w:r>
         <w:rPr>
@@ -112,7 +112,7 @@
         <w:rPr>
           <w:lang w:val="sw_KE" w:bidi="sw_KE"/>
         </w:rPr>
-        <w:t>Maelezo ya Masomo - Machapisho ya Vitabu (Tyndale)</w:t>
+        <w:t>Tyndale Open Study Notes</w:t>
       </w:r>
     </w:p>
     <w:p>

--- a/swh/docx/54.content.docx
+++ b/swh/docx/54.content.docx
@@ -19,7 +19,7 @@
         <w:rPr>
           <w:lang w:val="sw_KE" w:bidi="sw_KE"/>
         </w:rPr>
-        <w:t>Resource: Tyndale Open Study Notes</w:t>
+        <w:t>Resource: Aquifer Open Study Notes (Book Intros)</w:t>
       </w:r>
       <w:r>
         <w:rPr>
@@ -112,7 +112,7 @@
         <w:rPr>
           <w:lang w:val="sw_KE" w:bidi="sw_KE"/>
         </w:rPr>
-        <w:t>Tyndale Open Study Notes</w:t>
+        <w:t>Aquifer Open Study Notes (Book Intros)</w:t>
       </w:r>
     </w:p>
     <w:p>

--- a/swh/docx/54.content.docx
+++ b/swh/docx/54.content.docx
@@ -233,18 +233,12 @@
         </w:rPr>
         <w:t>Wakati wa awamu ya mwisho ya kazi ya utume ya Paulo, usumbufu mkubwa ulikuwa ukitatiza kanisa la Kikristo lililokuwa limeanzishwa kwa muda mrefu huko Efeso: Baadhi ya viongozi wa kanisa walikuwa wamekuwa walimu wa uongo. Paulo alikuwa ameonya kwamba hili lingetokea (</w:t>
       </w:r>
-      <w:hyperlink r:id="rId13">
-        <w:r>
-          <w:rPr>
-            <w:lang w:val="sw_KE" w:bidi="sw_KE"/>
-          </w:rPr>
-          <w:rPr>
-            <w:color w:val="0000EE"/>
-            <w:u w:val="single"/>
-          </w:rPr>
-          <w:t>Matendo 20:29–31</w:t>
-        </w:r>
-      </w:hyperlink>
+      <w:r>
+        <w:rPr>
+          <w:lang w:val="sw_KE" w:bidi="sw_KE"/>
+        </w:rPr>
+        <w:t>Matendo 20:29–31</w:t>
+      </w:r>
       <w:r>
         <w:rPr>
           <w:lang w:val="sw_KE" w:bidi="sw_KE"/>
@@ -276,36 +270,24 @@
         </w:rPr>
         <w:t>Mwanzoni mwa safari ya pili ya umisionari ya Paulo alipofika Efeso (</w:t>
       </w:r>
-      <w:hyperlink r:id="rId14">
-        <w:r>
-          <w:rPr>
-            <w:lang w:val="sw_KE" w:bidi="sw_KE"/>
-          </w:rPr>
-          <w:rPr>
-            <w:color w:val="0000EE"/>
-            <w:u w:val="single"/>
-          </w:rPr>
-          <w:t>Matendo 18:19–21</w:t>
-        </w:r>
-      </w:hyperlink>
+      <w:r>
+        <w:rPr>
+          <w:lang w:val="sw_KE" w:bidi="sw_KE"/>
+        </w:rPr>
+        <w:t>Matendo 18:19–21</w:t>
+      </w:r>
       <w:r>
         <w:rPr>
           <w:lang w:val="sw_KE" w:bidi="sw_KE"/>
         </w:rPr>
         <w:t xml:space="preserve">), hakukuwa na nafasi ya kazi kubwa. Katika safari yake ya tatu, Paulo alihudumu Efeso kwa miaka mitatu (karibu 53~56 Baada ya Kristo, </w:t>
       </w:r>
-      <w:hyperlink r:id="rId15">
-        <w:r>
-          <w:rPr>
-            <w:lang w:val="sw_KE" w:bidi="sw_KE"/>
-          </w:rPr>
-          <w:rPr>
-            <w:color w:val="0000EE"/>
-            <w:u w:val="single"/>
-          </w:rPr>
-          <w:t>Matendo 19</w:t>
-        </w:r>
-      </w:hyperlink>
+      <w:r>
+        <w:rPr>
+          <w:lang w:val="sw_KE" w:bidi="sw_KE"/>
+        </w:rPr>
+        <w:t>Matendo 19</w:t>
+      </w:r>
       <w:r>
         <w:rPr>
           <w:lang w:val="sw_KE" w:bidi="sw_KE"/>
@@ -325,72 +307,48 @@
         </w:rPr>
         <w:t>Mileto na kuzungumza na wazee kutoka Efeso, waliokutana naye huko (</w:t>
       </w:r>
-      <w:hyperlink r:id="rId16">
-        <w:r>
-          <w:rPr>
-            <w:lang w:val="sw_KE" w:bidi="sw_KE"/>
-          </w:rPr>
-          <w:rPr>
-            <w:color w:val="0000EE"/>
-            <w:u w:val="single"/>
-          </w:rPr>
-          <w:t>Matendo 20:17–38</w:t>
-        </w:r>
-      </w:hyperlink>
+      <w:r>
+        <w:rPr>
+          <w:lang w:val="sw_KE" w:bidi="sw_KE"/>
+        </w:rPr>
+        <w:t>Matendo 20:17–38</w:t>
+      </w:r>
       <w:r>
         <w:rPr>
           <w:lang w:val="sw_KE" w:bidi="sw_KE"/>
         </w:rPr>
         <w:t xml:space="preserve">). Paulo alisafiri kwenda Yerusalemu, alikamatwa, na baadaye alihamishiwa Kaisaria, kisha akapelekwa Roma, ambako alikaa chini ya kifungo cha nyumbani kwa takriban miaka miwili (60–62 KK, </w:t>
       </w:r>
-      <w:hyperlink r:id="rId17">
-        <w:r>
-          <w:rPr>
-            <w:lang w:val="sw_KE" w:bidi="sw_KE"/>
-          </w:rPr>
-          <w:rPr>
-            <w:color w:val="0000EE"/>
-            <w:u w:val="single"/>
-          </w:rPr>
-          <w:t>Matendo 21–28</w:t>
-        </w:r>
-      </w:hyperlink>
+      <w:r>
+        <w:rPr>
+          <w:lang w:val="sw_KE" w:bidi="sw_KE"/>
+        </w:rPr>
+        <w:t>Matendo 21–28</w:t>
+      </w:r>
       <w:r>
         <w:rPr>
           <w:lang w:val="sw_KE" w:bidi="sw_KE"/>
         </w:rPr>
         <w:t xml:space="preserve">). Alipoachiliwa kutoka gerezani, alirejea kwenye kazi yake ya utume, labda kuelekea Hispania (tazama </w:t>
       </w:r>
-      <w:hyperlink r:id="rId18">
-        <w:r>
-          <w:rPr>
-            <w:lang w:val="sw_KE" w:bidi="sw_KE"/>
-          </w:rPr>
-          <w:rPr>
-            <w:color w:val="0000EE"/>
-            <w:u w:val="single"/>
-          </w:rPr>
-          <w:t>Warumi 15:24</w:t>
-        </w:r>
-      </w:hyperlink>
+      <w:r>
+        <w:rPr>
+          <w:lang w:val="sw_KE" w:bidi="sw_KE"/>
+        </w:rPr>
+        <w:t>Warumi 15:24</w:t>
+      </w:r>
       <w:r>
         <w:rPr>
           <w:lang w:val="sw_KE" w:bidi="sw_KE"/>
         </w:rPr>
         <w:t xml:space="preserve">, </w:t>
       </w:r>
-      <w:hyperlink r:id="rId19">
-        <w:r>
-          <w:rPr>
-            <w:lang w:val="sw_KE" w:bidi="sw_KE"/>
-          </w:rPr>
-          <w:rPr>
-            <w:color w:val="0000EE"/>
-            <w:u w:val="single"/>
-          </w:rPr>
-          <w:t>28</w:t>
-        </w:r>
-      </w:hyperlink>
+      <w:r>
+        <w:rPr>
+          <w:lang w:val="sw_KE" w:bidi="sw_KE"/>
+        </w:rPr>
+        <w:t>28</w:t>
+      </w:r>
       <w:r>
         <w:rPr>
           <w:lang w:val="sw_KE" w:bidi="sw_KE"/>
@@ -411,126 +369,84 @@
         </w:rPr>
         <w:t>Timotheo, ambaye alikuwa ameandamana na Paul kwa sehemu kubwa ya huduma yake ya awali huko (</w:t>
       </w:r>
-      <w:hyperlink r:id="rId20">
-        <w:r>
-          <w:rPr>
-            <w:lang w:val="sw_KE" w:bidi="sw_KE"/>
-          </w:rPr>
-          <w:rPr>
-            <w:color w:val="0000EE"/>
-            <w:u w:val="single"/>
-          </w:rPr>
-          <w:t>Matendo 19:22</w:t>
-        </w:r>
-      </w:hyperlink>
+      <w:r>
+        <w:rPr>
+          <w:lang w:val="sw_KE" w:bidi="sw_KE"/>
+        </w:rPr>
+        <w:t>Matendo 19:22</w:t>
+      </w:r>
       <w:r>
         <w:rPr>
           <w:lang w:val="sw_KE" w:bidi="sw_KE"/>
         </w:rPr>
         <w:t>), sasa alikuwa amepewa jukumu la kushughulikia maendeleo mapya na yenye matatizo huko Efeso (</w:t>
       </w:r>
-      <w:hyperlink r:id="rId21">
-        <w:r>
-          <w:rPr>
-            <w:lang w:val="sw_KE" w:bidi="sw_KE"/>
-          </w:rPr>
-          <w:rPr>
-            <w:color w:val="0000EE"/>
-            <w:u w:val="single"/>
-          </w:rPr>
-          <w:t>1 Tim 1:3</w:t>
-        </w:r>
-      </w:hyperlink>
+      <w:r>
+        <w:rPr>
+          <w:lang w:val="sw_KE" w:bidi="sw_KE"/>
+        </w:rPr>
+        <w:t>1 Tim 1:3</w:t>
+      </w:r>
       <w:r>
         <w:rPr>
           <w:lang w:val="sw_KE" w:bidi="sw_KE"/>
         </w:rPr>
         <w:t>). Walimu wa uongo walikuwa wamejitokeza (</w:t>
       </w:r>
-      <w:hyperlink r:id="rId21">
-        <w:r>
-          <w:rPr>
-            <w:lang w:val="sw_KE" w:bidi="sw_KE"/>
-          </w:rPr>
-          <w:rPr>
-            <w:color w:val="0000EE"/>
-            <w:u w:val="single"/>
-          </w:rPr>
-          <w:t>1:3</w:t>
-        </w:r>
-      </w:hyperlink>
+      <w:r>
+        <w:rPr>
+          <w:lang w:val="sw_KE" w:bidi="sw_KE"/>
+        </w:rPr>
+        <w:t>1:3</w:t>
+      </w:r>
       <w:r>
         <w:rPr>
           <w:lang w:val="sw_KE" w:bidi="sw_KE"/>
         </w:rPr>
         <w:t xml:space="preserve">) na walikuwa wazi wakivuruga kaya (tazama </w:t>
       </w:r>
-      <w:hyperlink r:id="rId22">
-        <w:r>
-          <w:rPr>
-            <w:lang w:val="sw_KE" w:bidi="sw_KE"/>
-          </w:rPr>
-          <w:rPr>
-            <w:color w:val="0000EE"/>
-            <w:u w:val="single"/>
-          </w:rPr>
-          <w:t>1 Tim 2:15</w:t>
-        </w:r>
-      </w:hyperlink>
+      <w:r>
+        <w:rPr>
+          <w:lang w:val="sw_KE" w:bidi="sw_KE"/>
+        </w:rPr>
+        <w:t>1 Tim 2:15</w:t>
+      </w:r>
       <w:r>
         <w:rPr>
           <w:lang w:val="sw_KE" w:bidi="sw_KE"/>
         </w:rPr>
         <w:t xml:space="preserve">; </w:t>
       </w:r>
-      <w:hyperlink r:id="rId23">
-        <w:r>
-          <w:rPr>
-            <w:lang w:val="sw_KE" w:bidi="sw_KE"/>
-          </w:rPr>
-          <w:rPr>
-            <w:color w:val="0000EE"/>
-            <w:u w:val="single"/>
-          </w:rPr>
-          <w:t>3:4–5</w:t>
-        </w:r>
-      </w:hyperlink>
+      <w:r>
+        <w:rPr>
+          <w:lang w:val="sw_KE" w:bidi="sw_KE"/>
+        </w:rPr>
+        <w:t>3:4–5</w:t>
+      </w:r>
       <w:r>
         <w:rPr>
           <w:lang w:val="sw_KE" w:bidi="sw_KE"/>
         </w:rPr>
         <w:t xml:space="preserve">; </w:t>
       </w:r>
-      <w:hyperlink r:id="rId24">
-        <w:r>
-          <w:rPr>
-            <w:lang w:val="sw_KE" w:bidi="sw_KE"/>
-          </w:rPr>
-          <w:rPr>
-            <w:color w:val="0000EE"/>
-            <w:u w:val="single"/>
-          </w:rPr>
-          <w:t>5:11–15</w:t>
-        </w:r>
-      </w:hyperlink>
+      <w:r>
+        <w:rPr>
+          <w:lang w:val="sw_KE" w:bidi="sw_KE"/>
+        </w:rPr>
+        <w:t>5:11–15</w:t>
+      </w:r>
       <w:r>
         <w:rPr>
           <w:lang w:val="sw_KE" w:bidi="sw_KE"/>
         </w:rPr>
         <w:t xml:space="preserve">; linganisha </w:t>
       </w:r>
-      <w:hyperlink r:id="rId25">
-        <w:r>
-          <w:rPr>
-            <w:lang w:val="sw_KE" w:bidi="sw_KE"/>
-          </w:rPr>
-          <w:rPr>
-            <w:color w:val="0000EE"/>
-            <w:u w:val="single"/>
-          </w:rPr>
-          <w:t>Tito 1:11</w:t>
-        </w:r>
-      </w:hyperlink>
+      <w:r>
+        <w:rPr>
+          <w:lang w:val="sw_KE" w:bidi="sw_KE"/>
+        </w:rPr>
+        <w:t>Tito 1:11</w:t>
+      </w:r>
       <w:r>
         <w:rPr>
           <w:lang w:val="sw_KE" w:bidi="sw_KE"/>
@@ -562,90 +478,60 @@
         </w:rPr>
         <w:t>Baada ya kumwelekeza Timotheo kushughulikia walimu wa uongo, ambao walidai kuwa walimu wa sheria (</w:t>
       </w:r>
-      <w:hyperlink r:id="rId26">
-        <w:r>
-          <w:rPr>
-            <w:lang w:val="sw_KE" w:bidi="sw_KE"/>
-          </w:rPr>
-          <w:rPr>
-            <w:color w:val="0000EE"/>
-            <w:u w:val="single"/>
-          </w:rPr>
-          <w:t>1:3–20</w:t>
-        </w:r>
-      </w:hyperlink>
+      <w:r>
+        <w:rPr>
+          <w:lang w:val="sw_KE" w:bidi="sw_KE"/>
+        </w:rPr>
+        <w:t>1:3–20</w:t>
+      </w:r>
       <w:r>
         <w:rPr>
           <w:lang w:val="sw_KE" w:bidi="sw_KE"/>
         </w:rPr>
         <w:t>), Paulo anatoa mwongozo juu ya mwenendo katika nyumba ya Mungu kuhusiana na maombi, mafundisho ya wanawake, na uongozi (</w:t>
       </w:r>
-      <w:hyperlink r:id="rId27">
-        <w:r>
-          <w:rPr>
-            <w:lang w:val="sw_KE" w:bidi="sw_KE"/>
-          </w:rPr>
-          <w:rPr>
-            <w:color w:val="0000EE"/>
-            <w:u w:val="single"/>
-          </w:rPr>
-          <w:t>2:1–3:13</w:t>
-        </w:r>
-      </w:hyperlink>
+      <w:r>
+        <w:rPr>
+          <w:lang w:val="sw_KE" w:bidi="sw_KE"/>
+        </w:rPr>
+        <w:t>2:1–3:13</w:t>
+      </w:r>
       <w:r>
         <w:rPr>
           <w:lang w:val="sw_KE" w:bidi="sw_KE"/>
         </w:rPr>
         <w:t>). Maeneo haya matatu yalikuwa yameharibiwa na walimu wa uongo. Paulo anaweka wazi kile anachojaribu kufanikisha na anaeleza kwa nini na jinsi inavyopaswa kufanywa (</w:t>
       </w:r>
-      <w:hyperlink r:id="rId28">
-        <w:r>
-          <w:rPr>
-            <w:lang w:val="sw_KE" w:bidi="sw_KE"/>
-          </w:rPr>
-          <w:rPr>
-            <w:color w:val="0000EE"/>
-            <w:u w:val="single"/>
-          </w:rPr>
-          <w:t>3:14–4:16</w:t>
-        </w:r>
-      </w:hyperlink>
+      <w:r>
+        <w:rPr>
+          <w:lang w:val="sw_KE" w:bidi="sw_KE"/>
+        </w:rPr>
+        <w:t>3:14–4:16</w:t>
+      </w:r>
       <w:r>
         <w:rPr>
           <w:lang w:val="sw_KE" w:bidi="sw_KE"/>
         </w:rPr>
         <w:t>). Kisha anaendelea na maagizo yake juu ya mwenendo wa kimungu, akilenga watu wazee na vijana, wajane, wazee, na mabwana (</w:t>
       </w:r>
-      <w:hyperlink r:id="rId29">
-        <w:r>
-          <w:rPr>
-            <w:lang w:val="sw_KE" w:bidi="sw_KE"/>
-          </w:rPr>
-          <w:rPr>
-            <w:color w:val="0000EE"/>
-            <w:u w:val="single"/>
-          </w:rPr>
-          <w:t>5:1–6:2</w:t>
-        </w:r>
-      </w:hyperlink>
+      <w:r>
+        <w:rPr>
+          <w:lang w:val="sw_KE" w:bidi="sw_KE"/>
+        </w:rPr>
+        <w:t>5:1–6:2</w:t>
+      </w:r>
       <w:r>
         <w:rPr>
           <w:lang w:val="sw_KE" w:bidi="sw_KE"/>
         </w:rPr>
         <w:t>). Mahusiano katika maeneo haya pia yalikuwa yamepotoshwa na mafundisho ya uongo. Hatimaye, Paulo anarudi kwenye haja ya kushughulikia walimu wa uongo wenyewe, wakati huu akilenga masuala ya utajiri na faida (</w:t>
       </w:r>
-      <w:hyperlink r:id="rId30">
-        <w:r>
-          <w:rPr>
-            <w:lang w:val="sw_KE" w:bidi="sw_KE"/>
-          </w:rPr>
-          <w:rPr>
-            <w:color w:val="0000EE"/>
-            <w:u w:val="single"/>
-          </w:rPr>
-          <w:t>6:2–21</w:t>
-        </w:r>
-      </w:hyperlink>
+      <w:r>
+        <w:rPr>
+          <w:lang w:val="sw_KE" w:bidi="sw_KE"/>
+        </w:rPr>
+        <w:t>6:2–21</w:t>
+      </w:r>
       <w:r>
         <w:rPr>
           <w:lang w:val="sw_KE" w:bidi="sw_KE"/>
@@ -715,18 +601,12 @@
         </w:rPr>
         <w:t xml:space="preserve">Barua za Kichungaji (1 Timotheo—Tito) ziliandikwa pengine baada ya kifungo cha kwanza cha Paulo huko Roma (mwaka wa 60–62 BK, </w:t>
       </w:r>
-      <w:hyperlink r:id="rId31">
-        <w:r>
-          <w:rPr>
-            <w:lang w:val="sw_KE" w:bidi="sw_KE"/>
-          </w:rPr>
-          <w:rPr>
-            <w:color w:val="0000EE"/>
-            <w:u w:val="single"/>
-          </w:rPr>
-          <w:t>Matendo 28:1–31</w:t>
-        </w:r>
-      </w:hyperlink>
+      <w:r>
+        <w:rPr>
+          <w:lang w:val="sw_KE" w:bidi="sw_KE"/>
+        </w:rPr>
+        <w:t>Matendo 28:1–31</w:t>
+      </w:r>
       <w:r>
         <w:rPr>
           <w:lang w:val="sw_KE" w:bidi="sw_KE"/>
@@ -747,18 +627,12 @@
         </w:rPr>
         <w:t xml:space="preserve">Kwenye 2 Timotheo, Paulo alikamatwa na kufungwa huko Roma mwishoni mwa maisha yake (tazama </w:t>
       </w:r>
-      <w:hyperlink r:id="rId32">
-        <w:r>
-          <w:rPr>
-            <w:lang w:val="sw_KE" w:bidi="sw_KE"/>
-          </w:rPr>
-          <w:rPr>
-            <w:color w:val="0000EE"/>
-            <w:u w:val="single"/>
-          </w:rPr>
-          <w:t>2 Tim 4:6</w:t>
-        </w:r>
-      </w:hyperlink>
+      <w:r>
+        <w:rPr>
+          <w:lang w:val="sw_KE" w:bidi="sw_KE"/>
+        </w:rPr>
+        <w:t>2 Tim 4:6</w:t>
+      </w:r>
       <w:r>
         <w:rPr>
           <w:lang w:val="sw_KE" w:bidi="sw_KE"/>
@@ -779,18 +653,12 @@
         </w:rPr>
         <w:t xml:space="preserve">Uwezekano mmoja ni kwamba 2 Timotheo iliandikwa wakati wa mfungo wa Roma wa </w:t>
       </w:r>
-      <w:hyperlink r:id="rId31">
-        <w:r>
-          <w:rPr>
-            <w:lang w:val="sw_KE" w:bidi="sw_KE"/>
-          </w:rPr>
-          <w:rPr>
-            <w:color w:val="0000EE"/>
-            <w:u w:val="single"/>
-          </w:rPr>
-          <w:t>Matendo 28</w:t>
-        </w:r>
-      </w:hyperlink>
+      <w:r>
+        <w:rPr>
+          <w:lang w:val="sw_KE" w:bidi="sw_KE"/>
+        </w:rPr>
+        <w:t>Matendo 28</w:t>
+      </w:r>
       <w:r>
         <w:rPr>
           <w:lang w:val="sw_KE" w:bidi="sw_KE"/>
@@ -818,18 +686,12 @@
         </w:rPr>
         <w:t>1 Clement</w:t>
       </w:r>
-      <w:hyperlink r:id="rId33">
-        <w:r>
-          <w:rPr>
-            <w:lang w:val="sw_KE" w:bidi="sw_KE"/>
-          </w:rPr>
-          <w:rPr>
-            <w:color w:val="0000EE"/>
-            <w:u w:val="single"/>
-          </w:rPr>
-          <w:t>5:6–7</w:t>
-        </w:r>
-      </w:hyperlink>
+      <w:r>
+        <w:rPr>
+          <w:lang w:val="sw_KE" w:bidi="sw_KE"/>
+        </w:rPr>
+        <w:t>5:6–7</w:t>
+      </w:r>
       <w:r>
         <w:rPr>
           <w:lang w:val="sw_KE" w:bidi="sw_KE"/>
@@ -863,18 +725,12 @@
         </w:rPr>
         <w:t xml:space="preserve">Kusaidia njia hii, hakuna sababu kwamba barua hizi lazima ziingizwe katika historia iliyorekodiwa katika Matendo. Pia, shughuli za Paulo na wajumbe wake katika 1 Timotheo na Tito haziendani na maelezo katika Matendo, wala kifungo cha 2 Timotheo hakisikiki kama kifungo cha </w:t>
       </w:r>
-      <w:hyperlink r:id="rId31">
-        <w:r>
-          <w:rPr>
-            <w:lang w:val="sw_KE" w:bidi="sw_KE"/>
-          </w:rPr>
-          <w:rPr>
-            <w:color w:val="0000EE"/>
-            <w:u w:val="single"/>
-          </w:rPr>
-          <w:t>Matendo 28</w:t>
-        </w:r>
-      </w:hyperlink>
+      <w:r>
+        <w:rPr>
+          <w:lang w:val="sw_KE" w:bidi="sw_KE"/>
+        </w:rPr>
+        <w:t>Matendo 28</w:t>
+      </w:r>
       <w:r>
         <w:rPr>
           <w:lang w:val="sw_KE" w:bidi="sw_KE"/>
@@ -906,414 +762,276 @@
         </w:rPr>
         <w:t xml:space="preserve">Walimu wa uongo waliotajwa katika 1 Timotheo wanafanana sana na watu kama hao ambao Paulo anawataja katika 2 Timotheo na Tito. Ni vigumu sana kutoa taswira wazi ya walimu hawa wa uongo, lakini kuna dalili. Mafundisho yao yalikuwa na vipengele vya kujinyima (tazama </w:t>
       </w:r>
-      <w:hyperlink r:id="rId34">
-        <w:r>
-          <w:rPr>
-            <w:lang w:val="sw_KE" w:bidi="sw_KE"/>
-          </w:rPr>
-          <w:rPr>
-            <w:color w:val="0000EE"/>
-            <w:u w:val="single"/>
-          </w:rPr>
-          <w:t>1 Tim 4:3</w:t>
-        </w:r>
-      </w:hyperlink>
+      <w:r>
+        <w:rPr>
+          <w:lang w:val="sw_KE" w:bidi="sw_KE"/>
+        </w:rPr>
+        <w:t>1 Tim 4:3</w:t>
+      </w:r>
       <w:r>
         <w:rPr>
           <w:lang w:val="sw_KE" w:bidi="sw_KE"/>
         </w:rPr>
         <w:t xml:space="preserve">; </w:t>
       </w:r>
-      <w:hyperlink r:id="rId35">
-        <w:r>
-          <w:rPr>
-            <w:lang w:val="sw_KE" w:bidi="sw_KE"/>
-          </w:rPr>
-          <w:rPr>
-            <w:color w:val="0000EE"/>
-            <w:u w:val="single"/>
-          </w:rPr>
-          <w:t>Tito 1:15</w:t>
-        </w:r>
-      </w:hyperlink>
+      <w:r>
+        <w:rPr>
+          <w:lang w:val="sw_KE" w:bidi="sw_KE"/>
+        </w:rPr>
+        <w:t>Tito 1:15</w:t>
+      </w:r>
       <w:r>
         <w:rPr>
           <w:lang w:val="sw_KE" w:bidi="sw_KE"/>
         </w:rPr>
         <w:t xml:space="preserve">) na mtazamo wa Kiyahudi (tazama </w:t>
       </w:r>
-      <w:hyperlink r:id="rId36">
-        <w:r>
-          <w:rPr>
-            <w:lang w:val="sw_KE" w:bidi="sw_KE"/>
-          </w:rPr>
-          <w:rPr>
-            <w:color w:val="0000EE"/>
-            <w:u w:val="single"/>
-          </w:rPr>
-          <w:t>1 Tim 1:7</w:t>
-        </w:r>
-      </w:hyperlink>
+      <w:r>
+        <w:rPr>
+          <w:lang w:val="sw_KE" w:bidi="sw_KE"/>
+        </w:rPr>
+        <w:t>1 Tim 1:7</w:t>
+      </w:r>
       <w:r>
         <w:rPr>
           <w:lang w:val="sw_KE" w:bidi="sw_KE"/>
         </w:rPr>
         <w:t xml:space="preserve">; </w:t>
       </w:r>
-      <w:hyperlink r:id="rId37">
-        <w:r>
-          <w:rPr>
-            <w:lang w:val="sw_KE" w:bidi="sw_KE"/>
-          </w:rPr>
-          <w:rPr>
-            <w:color w:val="0000EE"/>
-            <w:u w:val="single"/>
-          </w:rPr>
-          <w:t>Tito 1:10</w:t>
-        </w:r>
-      </w:hyperlink>
+      <w:r>
+        <w:rPr>
+          <w:lang w:val="sw_KE" w:bidi="sw_KE"/>
+        </w:rPr>
+        <w:t>Tito 1:10</w:t>
+      </w:r>
       <w:r>
         <w:rPr>
           <w:lang w:val="sw_KE" w:bidi="sw_KE"/>
         </w:rPr>
         <w:t xml:space="preserve">, </w:t>
       </w:r>
-      <w:hyperlink r:id="rId38">
-        <w:r>
-          <w:rPr>
-            <w:lang w:val="sw_KE" w:bidi="sw_KE"/>
-          </w:rPr>
-          <w:rPr>
-            <w:color w:val="0000EE"/>
-            <w:u w:val="single"/>
-          </w:rPr>
-          <w:t>14</w:t>
-        </w:r>
-      </w:hyperlink>
+      <w:r>
+        <w:rPr>
+          <w:lang w:val="sw_KE" w:bidi="sw_KE"/>
+        </w:rPr>
+        <w:t>14</w:t>
+      </w:r>
       <w:r>
         <w:rPr>
           <w:lang w:val="sw_KE" w:bidi="sw_KE"/>
         </w:rPr>
         <w:t xml:space="preserve">; </w:t>
       </w:r>
-      <w:hyperlink r:id="rId39">
-        <w:r>
-          <w:rPr>
-            <w:lang w:val="sw_KE" w:bidi="sw_KE"/>
-          </w:rPr>
-          <w:rPr>
-            <w:color w:val="0000EE"/>
-            <w:u w:val="single"/>
-          </w:rPr>
-          <w:t>3:9</w:t>
-        </w:r>
-      </w:hyperlink>
+      <w:r>
+        <w:rPr>
+          <w:lang w:val="sw_KE" w:bidi="sw_KE"/>
+        </w:rPr>
+        <w:t>3:9</w:t>
+      </w:r>
       <w:r>
         <w:rPr>
           <w:lang w:val="sw_KE" w:bidi="sw_KE"/>
         </w:rPr>
         <w:t>). Walidai kuwa na maarifa maalum (</w:t>
       </w:r>
-      <w:hyperlink r:id="rId40">
-        <w:r>
-          <w:rPr>
-            <w:lang w:val="sw_KE" w:bidi="sw_KE"/>
-          </w:rPr>
-          <w:rPr>
-            <w:color w:val="0000EE"/>
-            <w:u w:val="single"/>
-          </w:rPr>
-          <w:t>1 Tim 6:20</w:t>
-        </w:r>
-      </w:hyperlink>
+      <w:r>
+        <w:rPr>
+          <w:lang w:val="sw_KE" w:bidi="sw_KE"/>
+        </w:rPr>
+        <w:t>1 Tim 6:20</w:t>
+      </w:r>
       <w:r>
         <w:rPr>
           <w:lang w:val="sw_KE" w:bidi="sw_KE"/>
         </w:rPr>
         <w:t xml:space="preserve">; </w:t>
       </w:r>
-      <w:hyperlink r:id="rId41">
-        <w:r>
-          <w:rPr>
-            <w:lang w:val="sw_KE" w:bidi="sw_KE"/>
-          </w:rPr>
-          <w:rPr>
-            <w:color w:val="0000EE"/>
-            <w:u w:val="single"/>
-          </w:rPr>
-          <w:t>Tito 1:16</w:t>
-        </w:r>
-      </w:hyperlink>
+      <w:r>
+        <w:rPr>
+          <w:lang w:val="sw_KE" w:bidi="sw_KE"/>
+        </w:rPr>
+        <w:t>Tito 1:16</w:t>
+      </w:r>
       <w:r>
         <w:rPr>
           <w:lang w:val="sw_KE" w:bidi="sw_KE"/>
         </w:rPr>
         <w:t>), walidai kwamba ufufuo wa waumini ulikuwa tayari umetokea (</w:t>
       </w:r>
-      <w:hyperlink r:id="rId42">
-        <w:r>
-          <w:rPr>
-            <w:lang w:val="sw_KE" w:bidi="sw_KE"/>
-          </w:rPr>
-          <w:rPr>
-            <w:color w:val="0000EE"/>
-            <w:u w:val="single"/>
-          </w:rPr>
-          <w:t>2 Tim 2:18</w:t>
-        </w:r>
-      </w:hyperlink>
+      <w:r>
+        <w:rPr>
+          <w:lang w:val="sw_KE" w:bidi="sw_KE"/>
+        </w:rPr>
+        <w:t>2 Tim 2:18</w:t>
+      </w:r>
       <w:r>
         <w:rPr>
           <w:lang w:val="sw_KE" w:bidi="sw_KE"/>
         </w:rPr>
         <w:t>), walivuruga mahusiano (</w:t>
       </w:r>
-      <w:hyperlink r:id="rId43">
-        <w:r>
-          <w:rPr>
-            <w:lang w:val="sw_KE" w:bidi="sw_KE"/>
-          </w:rPr>
-          <w:rPr>
-            <w:color w:val="0000EE"/>
-            <w:u w:val="single"/>
-          </w:rPr>
-          <w:t>2 Tim 3:6–7</w:t>
-        </w:r>
-      </w:hyperlink>
+      <w:r>
+        <w:rPr>
+          <w:lang w:val="sw_KE" w:bidi="sw_KE"/>
+        </w:rPr>
+        <w:t>2 Tim 3:6–7</w:t>
+      </w:r>
       <w:r>
         <w:rPr>
           <w:lang w:val="sw_KE" w:bidi="sw_KE"/>
         </w:rPr>
         <w:t xml:space="preserve">; </w:t>
       </w:r>
-      <w:hyperlink r:id="rId25">
-        <w:r>
-          <w:rPr>
-            <w:lang w:val="sw_KE" w:bidi="sw_KE"/>
-          </w:rPr>
-          <w:rPr>
-            <w:color w:val="0000EE"/>
-            <w:u w:val="single"/>
-          </w:rPr>
-          <w:t>Tito 1:11</w:t>
-        </w:r>
-      </w:hyperlink>
+      <w:r>
+        <w:rPr>
+          <w:lang w:val="sw_KE" w:bidi="sw_KE"/>
+        </w:rPr>
+        <w:t>Tito 1:11</w:t>
+      </w:r>
       <w:r>
         <w:rPr>
           <w:lang w:val="sw_KE" w:bidi="sw_KE"/>
         </w:rPr>
         <w:t>), na huenda walisisitiza wokovu kwa matendo (</w:t>
       </w:r>
-      <w:hyperlink r:id="rId44">
-        <w:r>
-          <w:rPr>
-            <w:lang w:val="sw_KE" w:bidi="sw_KE"/>
-          </w:rPr>
-          <w:rPr>
-            <w:color w:val="0000EE"/>
-            <w:u w:val="single"/>
-          </w:rPr>
-          <w:t>2 Tim 1:9</w:t>
-        </w:r>
-      </w:hyperlink>
+      <w:r>
+        <w:rPr>
+          <w:lang w:val="sw_KE" w:bidi="sw_KE"/>
+        </w:rPr>
+        <w:t>2 Tim 1:9</w:t>
+      </w:r>
       <w:r>
         <w:rPr>
           <w:lang w:val="sw_KE" w:bidi="sw_KE"/>
         </w:rPr>
         <w:t xml:space="preserve">; </w:t>
       </w:r>
-      <w:hyperlink r:id="rId45">
-        <w:r>
-          <w:rPr>
-            <w:lang w:val="sw_KE" w:bidi="sw_KE"/>
-          </w:rPr>
-          <w:rPr>
-            <w:color w:val="0000EE"/>
-            <w:u w:val="single"/>
-          </w:rPr>
-          <w:t>Tito 3:5</w:t>
-        </w:r>
-      </w:hyperlink>
+      <w:r>
+        <w:rPr>
+          <w:lang w:val="sw_KE" w:bidi="sw_KE"/>
+        </w:rPr>
+        <w:t>Tito 3:5</w:t>
+      </w:r>
       <w:r>
         <w:rPr>
           <w:lang w:val="sw_KE" w:bidi="sw_KE"/>
         </w:rPr>
         <w:t xml:space="preserve">). Jibu kali la Paulo linaonyesha hitaji la kufanya marekebisho kuhusu mafundisho ya Kristo (tazama </w:t>
       </w:r>
-      <w:hyperlink r:id="rId46">
-        <w:r>
-          <w:rPr>
-            <w:lang w:val="sw_KE" w:bidi="sw_KE"/>
-          </w:rPr>
-          <w:rPr>
-            <w:color w:val="0000EE"/>
-            <w:u w:val="single"/>
-          </w:rPr>
-          <w:t>1 Tim 2:5–6</w:t>
-        </w:r>
-      </w:hyperlink>
+      <w:r>
+        <w:rPr>
+          <w:lang w:val="sw_KE" w:bidi="sw_KE"/>
+        </w:rPr>
+        <w:t>1 Tim 2:5–6</w:t>
+      </w:r>
       <w:r>
         <w:rPr>
           <w:lang w:val="sw_KE" w:bidi="sw_KE"/>
         </w:rPr>
         <w:t xml:space="preserve">; </w:t>
       </w:r>
-      <w:hyperlink r:id="rId47">
-        <w:r>
-          <w:rPr>
-            <w:lang w:val="sw_KE" w:bidi="sw_KE"/>
-          </w:rPr>
-          <w:rPr>
-            <w:color w:val="0000EE"/>
-            <w:u w:val="single"/>
-          </w:rPr>
-          <w:t>3:16</w:t>
-        </w:r>
-      </w:hyperlink>
+      <w:r>
+        <w:rPr>
+          <w:lang w:val="sw_KE" w:bidi="sw_KE"/>
+        </w:rPr>
+        <w:t>3:16</w:t>
+      </w:r>
       <w:r>
         <w:rPr>
           <w:lang w:val="sw_KE" w:bidi="sw_KE"/>
         </w:rPr>
         <w:t xml:space="preserve">; </w:t>
       </w:r>
-      <w:hyperlink r:id="rId48">
-        <w:r>
-          <w:rPr>
-            <w:lang w:val="sw_KE" w:bidi="sw_KE"/>
-          </w:rPr>
-          <w:rPr>
-            <w:color w:val="0000EE"/>
-            <w:u w:val="single"/>
-          </w:rPr>
-          <w:t>2 Tim 2:8</w:t>
-        </w:r>
-      </w:hyperlink>
+      <w:r>
+        <w:rPr>
+          <w:lang w:val="sw_KE" w:bidi="sw_KE"/>
+        </w:rPr>
+        <w:t>2 Tim 2:8</w:t>
+      </w:r>
       <w:r>
         <w:rPr>
           <w:lang w:val="sw_KE" w:bidi="sw_KE"/>
         </w:rPr>
         <w:t xml:space="preserve">) na siku za mwisho (tazama </w:t>
       </w:r>
-      <w:hyperlink r:id="rId49">
-        <w:r>
-          <w:rPr>
-            <w:lang w:val="sw_KE" w:bidi="sw_KE"/>
-          </w:rPr>
-          <w:rPr>
-            <w:color w:val="0000EE"/>
-            <w:u w:val="single"/>
-          </w:rPr>
-          <w:t>1 Tim 4:1–5</w:t>
-        </w:r>
-      </w:hyperlink>
+      <w:r>
+        <w:rPr>
+          <w:lang w:val="sw_KE" w:bidi="sw_KE"/>
+        </w:rPr>
+        <w:t>1 Tim 4:1–5</w:t>
+      </w:r>
       <w:r>
         <w:rPr>
           <w:lang w:val="sw_KE" w:bidi="sw_KE"/>
         </w:rPr>
         <w:t xml:space="preserve">; </w:t>
       </w:r>
-      <w:hyperlink r:id="rId42">
-        <w:r>
-          <w:rPr>
-            <w:lang w:val="sw_KE" w:bidi="sw_KE"/>
-          </w:rPr>
-          <w:rPr>
-            <w:color w:val="0000EE"/>
-            <w:u w:val="single"/>
-          </w:rPr>
-          <w:t>2 Tim 2:18</w:t>
-        </w:r>
-      </w:hyperlink>
+      <w:r>
+        <w:rPr>
+          <w:lang w:val="sw_KE" w:bidi="sw_KE"/>
+        </w:rPr>
+        <w:t>2 Tim 2:18</w:t>
+      </w:r>
       <w:r>
         <w:rPr>
           <w:lang w:val="sw_KE" w:bidi="sw_KE"/>
         </w:rPr>
         <w:t xml:space="preserve">; </w:t>
       </w:r>
-      <w:hyperlink r:id="rId50">
-        <w:r>
-          <w:rPr>
-            <w:lang w:val="sw_KE" w:bidi="sw_KE"/>
-          </w:rPr>
-          <w:rPr>
-            <w:color w:val="0000EE"/>
-            <w:u w:val="single"/>
-          </w:rPr>
-          <w:t>3:1–9</w:t>
-        </w:r>
-      </w:hyperlink>
+      <w:r>
+        <w:rPr>
+          <w:lang w:val="sw_KE" w:bidi="sw_KE"/>
+        </w:rPr>
+        <w:t>3:1–9</w:t>
+      </w:r>
       <w:r>
         <w:rPr>
           <w:lang w:val="sw_KE" w:bidi="sw_KE"/>
         </w:rPr>
         <w:t xml:space="preserve">; </w:t>
       </w:r>
-      <w:hyperlink r:id="rId51">
-        <w:r>
-          <w:rPr>
-            <w:lang w:val="sw_KE" w:bidi="sw_KE"/>
-          </w:rPr>
-          <w:rPr>
-            <w:color w:val="0000EE"/>
-            <w:u w:val="single"/>
-          </w:rPr>
-          <w:t>Tito 2:11–14</w:t>
-        </w:r>
-      </w:hyperlink>
+      <w:r>
+        <w:rPr>
+          <w:lang w:val="sw_KE" w:bidi="sw_KE"/>
+        </w:rPr>
+        <w:t>Tito 2:11–14</w:t>
+      </w:r>
       <w:r>
         <w:rPr>
           <w:lang w:val="sw_KE" w:bidi="sw_KE"/>
         </w:rPr>
         <w:t xml:space="preserve">). Walimu wa uongo walipinga ujumbe wa Paulo, walikuza uasherati, na walidhoofisha misheni ya kanisa. Hivyo, viongozi wazuri walihitajika (tazama </w:t>
       </w:r>
-      <w:hyperlink r:id="rId52">
-        <w:r>
-          <w:rPr>
-            <w:lang w:val="sw_KE" w:bidi="sw_KE"/>
-          </w:rPr>
-          <w:rPr>
-            <w:color w:val="0000EE"/>
-            <w:u w:val="single"/>
-          </w:rPr>
-          <w:t>Tito 1:10–13</w:t>
-        </w:r>
-      </w:hyperlink>
+      <w:r>
+        <w:rPr>
+          <w:lang w:val="sw_KE" w:bidi="sw_KE"/>
+        </w:rPr>
+        <w:t>Tito 1:10–13</w:t>
+      </w:r>
       <w:r>
         <w:rPr>
           <w:lang w:val="sw_KE" w:bidi="sw_KE"/>
         </w:rPr>
         <w:t xml:space="preserve">; </w:t>
       </w:r>
-      <w:hyperlink r:id="rId53">
-        <w:r>
-          <w:rPr>
-            <w:lang w:val="sw_KE" w:bidi="sw_KE"/>
-          </w:rPr>
-          <w:rPr>
-            <w:color w:val="0000EE"/>
-            <w:u w:val="single"/>
-          </w:rPr>
-          <w:t>2:6–8</w:t>
-        </w:r>
-      </w:hyperlink>
+      <w:r>
+        <w:rPr>
+          <w:lang w:val="sw_KE" w:bidi="sw_KE"/>
+        </w:rPr>
+        <w:t>2:6–8</w:t>
+      </w:r>
       <w:r>
         <w:rPr>
           <w:lang w:val="sw_KE" w:bidi="sw_KE"/>
         </w:rPr>
         <w:t xml:space="preserve">, </w:t>
       </w:r>
-      <w:hyperlink r:id="rId54">
-        <w:r>
-          <w:rPr>
-            <w:lang w:val="sw_KE" w:bidi="sw_KE"/>
-          </w:rPr>
-          <w:rPr>
-            <w:color w:val="0000EE"/>
-            <w:u w:val="single"/>
-          </w:rPr>
-          <w:t>15</w:t>
-        </w:r>
-      </w:hyperlink>
+      <w:r>
+        <w:rPr>
+          <w:lang w:val="sw_KE" w:bidi="sw_KE"/>
+        </w:rPr>
+        <w:t>15</w:t>
+      </w:r>
       <w:r>
         <w:rPr>
           <w:lang w:val="sw_KE" w:bidi="sw_KE"/>
@@ -1345,18 +1063,12 @@
         </w:rPr>
         <w:t xml:space="preserve">Timotheo wa Kwanza ni utetezi wenye shauku na ustadi kwa Habari Njema ya Yesu Kristo, maendeleo yake yanayoendelea duniani, na maisha mapya ambayo inaunda na kuendeleza (tazama </w:t>
       </w:r>
-      <w:hyperlink r:id="rId55">
-        <w:r>
-          <w:rPr>
-            <w:lang w:val="sw_KE" w:bidi="sw_KE"/>
-          </w:rPr>
-          <w:rPr>
-            <w:color w:val="0000EE"/>
-            <w:u w:val="single"/>
-          </w:rPr>
-          <w:t>3:14–16</w:t>
-        </w:r>
-      </w:hyperlink>
+      <w:r>
+        <w:rPr>
+          <w:lang w:val="sw_KE" w:bidi="sw_KE"/>
+        </w:rPr>
+        <w:t>3:14–16</w:t>
+      </w:r>
       <w:r>
         <w:rPr>
           <w:lang w:val="sw_KE" w:bidi="sw_KE"/>
@@ -1377,72 +1089,48 @@
         </w:rPr>
         <w:t>Nyumba ya Mungu ilikuwa wasiwasi wa haraka wa Paulo. Kama vile jamii inayozunguka ilivyotarajia mwenendo wa mpangilio katika familia - na majukumu na adabu na dhana za heshima na aibu - ndivyo ilivyokuwa kwa nyumba ya Mungu. Nyumba ya Mungu inaakisi viwango vilivyokubalika vya heshima na adabu pamoja na miundo ya kijamii ya jamii. Wakati huo huo, pale inapofaa na inapohitajika, nyumba ya Mungu inakwenda kinyume na jamii, ikiakisi maadili na mazoea tofauti kabisa na hata yanayopingana na utamaduni. Nyumba ya Mungu iko duniani, lakini si ya dunia. Dunia inabaki kuwa uumbaji mzuri wa Mungu (</w:t>
       </w:r>
-      <w:hyperlink r:id="rId56">
-        <w:r>
-          <w:rPr>
-            <w:lang w:val="sw_KE" w:bidi="sw_KE"/>
-          </w:rPr>
-          <w:rPr>
-            <w:color w:val="0000EE"/>
-            <w:u w:val="single"/>
-          </w:rPr>
-          <w:t>4:3–4</w:t>
-        </w:r>
-      </w:hyperlink>
+      <w:r>
+        <w:rPr>
+          <w:lang w:val="sw_KE" w:bidi="sw_KE"/>
+        </w:rPr>
+        <w:t>4:3–4</w:t>
+      </w:r>
       <w:r>
         <w:rPr>
           <w:lang w:val="sw_KE" w:bidi="sw_KE"/>
         </w:rPr>
         <w:t xml:space="preserve">; </w:t>
       </w:r>
-      <w:hyperlink r:id="rId57">
-        <w:r>
-          <w:rPr>
-            <w:lang w:val="sw_KE" w:bidi="sw_KE"/>
-          </w:rPr>
-          <w:rPr>
-            <w:color w:val="0000EE"/>
-            <w:u w:val="single"/>
-          </w:rPr>
-          <w:t>6:17</w:t>
-        </w:r>
-      </w:hyperlink>
+      <w:r>
+        <w:rPr>
+          <w:lang w:val="sw_KE" w:bidi="sw_KE"/>
+        </w:rPr>
+        <w:t>6:17</w:t>
+      </w:r>
       <w:r>
         <w:rPr>
           <w:lang w:val="sw_KE" w:bidi="sw_KE"/>
         </w:rPr>
         <w:t>), lakini ni ya muda na iko katika siku zake za mwisho, ngumu, zilizojaa uovu (</w:t>
       </w:r>
-      <w:hyperlink r:id="rId58">
-        <w:r>
-          <w:rPr>
-            <w:lang w:val="sw_KE" w:bidi="sw_KE"/>
-          </w:rPr>
-          <w:rPr>
-            <w:color w:val="0000EE"/>
-            <w:u w:val="single"/>
-          </w:rPr>
-          <w:t>4:1</w:t>
-        </w:r>
-      </w:hyperlink>
+      <w:r>
+        <w:rPr>
+          <w:lang w:val="sw_KE" w:bidi="sw_KE"/>
+        </w:rPr>
+        <w:t>4:1</w:t>
+      </w:r>
       <w:r>
         <w:rPr>
           <w:lang w:val="sw_KE" w:bidi="sw_KE"/>
         </w:rPr>
         <w:t xml:space="preserve">; </w:t>
       </w:r>
-      <w:hyperlink r:id="rId59">
-        <w:r>
-          <w:rPr>
-            <w:lang w:val="sw_KE" w:bidi="sw_KE"/>
-          </w:rPr>
-          <w:rPr>
-            <w:color w:val="0000EE"/>
-            <w:u w:val="single"/>
-          </w:rPr>
-          <w:t>2 Tim 3:1</w:t>
-        </w:r>
-      </w:hyperlink>
+      <w:r>
+        <w:rPr>
+          <w:lang w:val="sw_KE" w:bidi="sw_KE"/>
+        </w:rPr>
+        <w:t>2 Tim 3:1</w:t>
+      </w:r>
       <w:r>
         <w:rPr>
           <w:lang w:val="sw_KE" w:bidi="sw_KE"/>
@@ -1463,144 +1151,96 @@
         </w:rPr>
         <w:t xml:space="preserve">Kazi ya nyumba ya Mungu ni kueneza Habari Njema duniani na kuendeleza mapenzi ya Mungu (tazama </w:t>
       </w:r>
-      <w:hyperlink r:id="rId60">
-        <w:r>
-          <w:rPr>
-            <w:lang w:val="sw_KE" w:bidi="sw_KE"/>
-          </w:rPr>
-          <w:rPr>
-            <w:color w:val="0000EE"/>
-            <w:u w:val="single"/>
-          </w:rPr>
-          <w:t>1 Tim 2:4–7</w:t>
-        </w:r>
-      </w:hyperlink>
+      <w:r>
+        <w:rPr>
+          <w:lang w:val="sw_KE" w:bidi="sw_KE"/>
+        </w:rPr>
+        <w:t>1 Tim 2:4–7</w:t>
+      </w:r>
       <w:r>
         <w:rPr>
           <w:lang w:val="sw_KE" w:bidi="sw_KE"/>
         </w:rPr>
         <w:t>). Watu wa Mungu wanapaswa kufanya kile kinachounga mkono kazi hiyo (</w:t>
       </w:r>
-      <w:hyperlink r:id="rId27">
-        <w:r>
-          <w:rPr>
-            <w:lang w:val="sw_KE" w:bidi="sw_KE"/>
-          </w:rPr>
-          <w:rPr>
-            <w:color w:val="0000EE"/>
-            <w:u w:val="single"/>
-          </w:rPr>
-          <w:t>2:1–3:13</w:t>
-        </w:r>
-      </w:hyperlink>
+      <w:r>
+        <w:rPr>
+          <w:lang w:val="sw_KE" w:bidi="sw_KE"/>
+        </w:rPr>
+        <w:t>2:1–3:13</w:t>
+      </w:r>
       <w:r>
         <w:rPr>
           <w:lang w:val="sw_KE" w:bidi="sw_KE"/>
         </w:rPr>
         <w:t xml:space="preserve">; </w:t>
       </w:r>
-      <w:hyperlink r:id="rId29">
-        <w:r>
-          <w:rPr>
-            <w:lang w:val="sw_KE" w:bidi="sw_KE"/>
-          </w:rPr>
-          <w:rPr>
-            <w:color w:val="0000EE"/>
-            <w:u w:val="single"/>
-          </w:rPr>
-          <w:t>5:1–6:2</w:t>
-        </w:r>
-      </w:hyperlink>
+      <w:r>
+        <w:rPr>
+          <w:lang w:val="sw_KE" w:bidi="sw_KE"/>
+        </w:rPr>
+        <w:t>5:1–6:2</w:t>
+      </w:r>
       <w:r>
         <w:rPr>
           <w:lang w:val="sw_KE" w:bidi="sw_KE"/>
         </w:rPr>
         <w:t xml:space="preserve">; tazama </w:t>
       </w:r>
-      <w:hyperlink r:id="rId61">
-        <w:r>
-          <w:rPr>
-            <w:lang w:val="sw_KE" w:bidi="sw_KE"/>
-          </w:rPr>
-          <w:rPr>
-            <w:color w:val="0000EE"/>
-            <w:u w:val="single"/>
-          </w:rPr>
-          <w:t>1 Kor 9:19–23</w:t>
-        </w:r>
-      </w:hyperlink>
+      <w:r>
+        <w:rPr>
+          <w:lang w:val="sw_KE" w:bidi="sw_KE"/>
+        </w:rPr>
+        <w:t>1 Kor 9:19–23</w:t>
+      </w:r>
       <w:r>
         <w:rPr>
           <w:lang w:val="sw_KE" w:bidi="sw_KE"/>
         </w:rPr>
         <w:t>). Walimu wa uongo, kinyume chake, walikuwa wakiongea upuuzi na kuharibu uadilifu wa kanisa, hivyo Paulo alielekeza maneno yake mengi kwenye mwenendo sahihi. Muhtasari wa Habari Njema (</w:t>
       </w:r>
-      <w:hyperlink r:id="rId62">
-        <w:r>
-          <w:rPr>
-            <w:lang w:val="sw_KE" w:bidi="sw_KE"/>
-          </w:rPr>
-          <w:rPr>
-            <w:color w:val="0000EE"/>
-            <w:u w:val="single"/>
-          </w:rPr>
-          <w:t>1 Tim 1:15</w:t>
-        </w:r>
-      </w:hyperlink>
+      <w:r>
+        <w:rPr>
+          <w:lang w:val="sw_KE" w:bidi="sw_KE"/>
+        </w:rPr>
+        <w:t>1 Tim 1:15</w:t>
+      </w:r>
       <w:r>
         <w:rPr>
           <w:lang w:val="sw_KE" w:bidi="sw_KE"/>
         </w:rPr>
         <w:t xml:space="preserve">; </w:t>
       </w:r>
-      <w:hyperlink r:id="rId46">
-        <w:r>
-          <w:rPr>
-            <w:lang w:val="sw_KE" w:bidi="sw_KE"/>
-          </w:rPr>
-          <w:rPr>
-            <w:color w:val="0000EE"/>
-            <w:u w:val="single"/>
-          </w:rPr>
-          <w:t>2:5–6</w:t>
-        </w:r>
-      </w:hyperlink>
+      <w:r>
+        <w:rPr>
+          <w:lang w:val="sw_KE" w:bidi="sw_KE"/>
+        </w:rPr>
+        <w:t>2:5–6</w:t>
+      </w:r>
       <w:r>
         <w:rPr>
           <w:lang w:val="sw_KE" w:bidi="sw_KE"/>
         </w:rPr>
         <w:t xml:space="preserve">; </w:t>
       </w:r>
-      <w:hyperlink r:id="rId47">
-        <w:r>
-          <w:rPr>
-            <w:lang w:val="sw_KE" w:bidi="sw_KE"/>
-          </w:rPr>
-          <w:rPr>
-            <w:color w:val="0000EE"/>
-            <w:u w:val="single"/>
-          </w:rPr>
-          <w:t>3:16</w:t>
-        </w:r>
-      </w:hyperlink>
+      <w:r>
+        <w:rPr>
+          <w:lang w:val="sw_KE" w:bidi="sw_KE"/>
+        </w:rPr>
+        <w:t>3:16</w:t>
+      </w:r>
       <w:r>
         <w:rPr>
           <w:lang w:val="sw_KE" w:bidi="sw_KE"/>
         </w:rPr>
         <w:t xml:space="preserve">; </w:t>
       </w:r>
-      <w:hyperlink r:id="rId63">
-        <w:r>
-          <w:rPr>
-            <w:lang w:val="sw_KE" w:bidi="sw_KE"/>
-          </w:rPr>
-          <w:rPr>
-            <w:color w:val="0000EE"/>
-            <w:u w:val="single"/>
-          </w:rPr>
-          <w:t>6:13–16</w:t>
-        </w:r>
-      </w:hyperlink>
+      <w:r>
+        <w:rPr>
+          <w:lang w:val="sw_KE" w:bidi="sw_KE"/>
+        </w:rPr>
+        <w:t>6:13–16</w:t>
+      </w:r>
       <w:r>
         <w:rPr>
           <w:lang w:val="sw_KE" w:bidi="sw_KE"/>
